--- a/pr-preview/pr-412/estimation-handout.docx
+++ b/pr-preview/pr-412/estimation-handout.docx
@@ -15,7 +15,7 @@
         <w:pStyle w:val="Date"/>
       </w:pPr>
       <w:r>
-        <w:t xml:space="preserve">Last modified: 2026-10-21 11:52:50 (PDT)</w:t>
+        <w:t xml:space="preserve">Last modified: 2026-10-26 11:08:19 (PDT)</w:t>
       </w:r>
     </w:p>
     <w:bookmarkStart w:id="15" w:name="scientific-models"/>
@@ -3328,6 +3328,7 @@
       <m:oMath>
         <m:r>
           <m:rPr>
+            <m:scr m:val="double-struck"/>
             <m:sty m:val="p"/>
           </m:rPr>
           <m:t>E</m:t>
@@ -3889,7 +3890,7 @@
     </w:p>
     <w:bookmarkEnd w:id="38"/>
     <w:bookmarkEnd w:id="39"/>
-    <w:bookmarkStart w:id="109" w:name="sec-est-accuracy"/>
+    <w:bookmarkStart w:id="110" w:name="sec-est-accuracy"/>
     <w:p>
       <w:pPr>
         <w:pStyle w:val="Heading2"/>
@@ -4688,6 +4689,7 @@
           </m:limUpp>
           <m:r>
             <m:rPr>
+              <m:scr m:val="double-struck"/>
               <m:sty m:val="p"/>
             </m:rPr>
             <m:t>E</m:t>
@@ -4887,6 +4889,7 @@
       <m:oMath>
         <m:r>
           <m:rPr>
+            <m:scr m:val="double-struck"/>
             <m:sty m:val="p"/>
           </m:rPr>
           <m:t>E</m:t>
@@ -5020,6 +5023,7 @@
               </m:limUpp>
               <m:r>
                 <m:rPr>
+                  <m:scr m:val="double-struck"/>
                   <m:sty m:val="p"/>
                 </m:rPr>
                 <m:t>E</m:t>
@@ -5095,6 +5099,7 @@
               </m:r>
               <m:r>
                 <m:rPr>
+                  <m:scr m:val="double-struck"/>
                   <m:sty m:val="p"/>
                 </m:rPr>
                 <m:t>E</m:t>
@@ -5160,6 +5165,7 @@
               </m:r>
               <m:r>
                 <m:rPr>
+                  <m:scr m:val="double-struck"/>
                   <m:sty m:val="p"/>
                 </m:rPr>
                 <m:t>E</m:t>
@@ -5198,6 +5204,7 @@
               </m:r>
               <m:r>
                 <m:rPr>
+                  <m:scr m:val="double-struck"/>
                   <m:sty m:val="p"/>
                 </m:rPr>
                 <m:t>E</m:t>
@@ -5247,6 +5254,7 @@
               </m:r>
               <m:r>
                 <m:rPr>
+                  <m:scr m:val="double-struck"/>
                   <m:sty m:val="p"/>
                 </m:rPr>
                 <m:t>E</m:t>
@@ -5377,6 +5385,7 @@
           </m:r>
           <m:r>
             <m:rPr>
+              <m:scr m:val="double-struck"/>
               <m:sty m:val="p"/>
             </m:rPr>
             <m:t>E</m:t>
@@ -5529,6 +5538,7 @@
       <m:oMath>
         <m:r>
           <m:rPr>
+            <m:scr m:val="double-struck"/>
             <m:sty m:val="p"/>
           </m:rPr>
           <m:t>E</m:t>
@@ -5696,6 +5706,7 @@
               </m:r>
               <m:r>
                 <m:rPr>
+                  <m:scr m:val="double-struck"/>
                   <m:sty m:val="p"/>
                 </m:rPr>
                 <m:t>E</m:t>
@@ -5761,6 +5772,7 @@
               </m:r>
               <m:r>
                 <m:rPr>
+                  <m:scr m:val="double-struck"/>
                   <m:sty m:val="p"/>
                 </m:rPr>
                 <m:t>E</m:t>
@@ -5904,6 +5916,7 @@
               </m:f>
               <m:r>
                 <m:rPr>
+                  <m:scr m:val="double-struck"/>
                   <m:sty m:val="p"/>
                 </m:rPr>
                 <m:t>E</m:t>
@@ -6064,6 +6077,7 @@
                 <m:e>
                   <m:r>
                     <m:rPr>
+                      <m:scr m:val="double-struck"/>
                       <m:sty m:val="p"/>
                     </m:rPr>
                     <m:t>E</m:t>
@@ -6202,6 +6216,7 @@
               </m:r>
               <m:r>
                 <m:rPr>
+                  <m:scr m:val="double-struck"/>
                   <m:sty m:val="p"/>
                 </m:rPr>
                 <m:t>E</m:t>
@@ -6542,6 +6557,7 @@
               </m:r>
               <m:r>
                 <m:rPr>
+                  <m:scr m:val="double-struck"/>
                   <m:sty m:val="p"/>
                 </m:rPr>
                 <m:t>E</m:t>
@@ -6634,6 +6650,7 @@
               </m:r>
               <m:r>
                 <m:rPr>
+                  <m:scr m:val="double-struck"/>
                   <m:sty m:val="p"/>
                 </m:rPr>
                 <m:t>E</m:t>
@@ -6788,7 +6805,7 @@
     </w:p>
     <w:bookmarkEnd w:id="51"/>
     <w:bookmarkEnd w:id="52"/>
-    <w:bookmarkStart w:id="77" w:name="mean-squared-error"/>
+    <w:bookmarkStart w:id="78" w:name="mean-squared-error"/>
     <w:p>
       <w:pPr>
         <w:pStyle w:val="Heading3"/>
@@ -7050,6 +7067,7 @@
           </m:limUpp>
           <m:r>
             <m:rPr>
+              <m:scr m:val="double-struck"/>
               <m:sty m:val="p"/>
             </m:rPr>
             <m:t>E</m:t>
@@ -7268,6 +7286,7 @@
       <m:oMath>
         <m:r>
           <m:rPr>
+            <m:scr m:val="double-struck"/>
             <m:sty m:val="p"/>
           </m:rPr>
           <m:t>E</m:t>
@@ -7426,6 +7445,7 @@
                     <m:e>
                       <m:r>
                         <m:rPr>
+                          <m:scr m:val="double-struck"/>
                           <m:sty m:val="p"/>
                         </m:rPr>
                         <m:t>E</m:t>
@@ -7516,6 +7536,7 @@
                     <m:e>
                       <m:r>
                         <m:rPr>
+                          <m:scr m:val="double-struck"/>
                           <m:sty m:val="p"/>
                         </m:rPr>
                         <m:t>E</m:t>
@@ -7569,6 +7590,7 @@
               </m:r>
               <m:r>
                 <m:rPr>
+                  <m:scr m:val="double-struck"/>
                   <m:sty m:val="p"/>
                 </m:rPr>
                 <m:t>E</m:t>
@@ -7800,6 +7822,7 @@
                 <m:e>
                   <m:r>
                     <m:rPr>
+                      <m:scr m:val="double-struck"/>
                       <m:sty m:val="p"/>
                     </m:rPr>
                     <m:t>E</m:t>
@@ -7853,6 +7876,7 @@
           </m:r>
           <m:r>
             <m:rPr>
+              <m:scr m:val="double-struck"/>
               <m:sty m:val="p"/>
             </m:rPr>
             <m:t>E</m:t>
@@ -8104,6 +8128,7 @@
       <m:oMath>
         <m:r>
           <m:rPr>
+            <m:scr m:val="double-struck"/>
             <m:sty m:val="p"/>
           </m:rPr>
           <m:t>E</m:t>
@@ -8153,6 +8178,7 @@
       <m:oMath>
         <m:r>
           <m:rPr>
+            <m:scr m:val="double-struck"/>
             <m:sty m:val="p"/>
           </m:rPr>
           <m:t>E</m:t>
@@ -8286,6 +8312,7 @@
           </m:r>
           <m:r>
             <m:rPr>
+              <m:scr m:val="double-struck"/>
               <m:sty m:val="p"/>
             </m:rPr>
             <m:t>E</m:t>
@@ -8346,6 +8373,7 @@
                 <m:e>
                   <m:r>
                     <m:rPr>
+                      <m:scr m:val="double-struck"/>
                       <m:sty m:val="p"/>
                     </m:rPr>
                     <m:t>E</m:t>
@@ -8497,6 +8525,7 @@
         </m:r>
         <m:r>
           <m:rPr>
+            <m:scr m:val="double-struck"/>
             <m:sty m:val="p"/>
           </m:rPr>
           <m:t>E</m:t>
@@ -8564,6 +8593,7 @@
       <m:oMath>
         <m:r>
           <m:rPr>
+            <m:scr m:val="double-struck"/>
             <m:sty m:val="p"/>
           </m:rPr>
           <m:t>E</m:t>
@@ -9223,6 +9253,7 @@
               </m:r>
               <m:r>
                 <m:rPr>
+                  <m:scr m:val="double-struck"/>
                   <m:sty m:val="p"/>
                 </m:rPr>
                 <m:t>E</m:t>
@@ -9338,6 +9369,7 @@
               </m:r>
               <m:r>
                 <m:rPr>
+                  <m:scr m:val="double-struck"/>
                   <m:sty m:val="p"/>
                 </m:rPr>
                 <m:t>E</m:t>
@@ -9552,6 +9584,7 @@
               </m:r>
               <m:r>
                 <m:rPr>
+                  <m:scr m:val="double-struck"/>
                   <m:sty m:val="p"/>
                 </m:rPr>
                 <m:t>E</m:t>
@@ -9782,6 +9815,7 @@
               </m:r>
               <m:r>
                 <m:rPr>
+                  <m:scr m:val="double-struck"/>
                   <m:sty m:val="p"/>
                 </m:rPr>
                 <m:t>E</m:t>
@@ -9933,6 +9967,7 @@
               </m:r>
               <m:r>
                 <m:rPr>
+                  <m:scr m:val="double-struck"/>
                   <m:sty m:val="p"/>
                 </m:rPr>
                 <m:t>E</m:t>
@@ -10256,6 +10291,7 @@
           </m:r>
           <m:r>
             <m:rPr>
+              <m:scr m:val="double-struck"/>
               <m:sty m:val="p"/>
             </m:rPr>
             <m:t>E</m:t>
@@ -10306,6 +10342,7 @@
           </m:r>
           <m:r>
             <m:rPr>
+              <m:scr m:val="double-struck"/>
               <m:sty m:val="p"/>
             </m:rPr>
             <m:t>E</m:t>
@@ -10505,6 +10542,7 @@
       <m:oMath>
         <m:r>
           <m:rPr>
+            <m:scr m:val="double-struck"/>
             <m:sty m:val="p"/>
           </m:rPr>
           <m:t>E</m:t>
@@ -10554,6 +10592,7 @@
       <m:oMath>
         <m:r>
           <m:rPr>
+            <m:scr m:val="double-struck"/>
             <m:sty m:val="p"/>
           </m:rPr>
           <m:t>E</m:t>
@@ -10684,6 +10723,7 @@
               </m:limUpp>
               <m:r>
                 <m:rPr>
+                  <m:scr m:val="double-struck"/>
                   <m:sty m:val="p"/>
                 </m:rPr>
                 <m:t>E</m:t>
@@ -10784,6 +10824,7 @@
               </m:r>
               <m:r>
                 <m:rPr>
+                  <m:scr m:val="double-struck"/>
                   <m:sty m:val="p"/>
                 </m:rPr>
                 <m:t>E</m:t>
@@ -10870,6 +10911,7 @@
               </m:r>
               <m:r>
                 <m:rPr>
+                  <m:scr m:val="double-struck"/>
                   <m:sty m:val="p"/>
                 </m:rPr>
                 <m:t>E</m:t>
@@ -10975,6 +11017,7 @@
               </m:r>
               <m:r>
                 <m:rPr>
+                  <m:scr m:val="double-struck"/>
                   <m:sty m:val="p"/>
                 </m:rPr>
                 <m:t>E</m:t>
@@ -11022,6 +11065,7 @@
               </m:r>
               <m:r>
                 <m:rPr>
+                  <m:scr m:val="double-struck"/>
                   <m:sty m:val="p"/>
                 </m:rPr>
                 <m:t>E</m:t>
@@ -11066,6 +11110,7 @@
               </m:r>
               <m:r>
                 <m:rPr>
+                  <m:scr m:val="double-struck"/>
                   <m:sty m:val="p"/>
                 </m:rPr>
                 <m:t>E</m:t>
@@ -11124,6 +11169,7 @@
               </m:r>
               <m:r>
                 <m:rPr>
+                  <m:scr m:val="double-struck"/>
                   <m:sty m:val="p"/>
                 </m:rPr>
                 <m:t>E</m:t>
@@ -11174,6 +11220,7 @@
               </m:r>
               <m:r>
                 <m:rPr>
+                  <m:scr m:val="double-struck"/>
                   <m:sty m:val="p"/>
                 </m:rPr>
                 <m:t>E</m:t>
@@ -11215,6 +11262,7 @@
               </m:r>
               <m:r>
                 <m:rPr>
+                  <m:scr m:val="double-struck"/>
                   <m:sty m:val="p"/>
                 </m:rPr>
                 <m:t>E</m:t>
@@ -11286,6 +11334,7 @@
               </m:r>
               <m:r>
                 <m:rPr>
+                  <m:scr m:val="double-struck"/>
                   <m:sty m:val="p"/>
                 </m:rPr>
                 <m:t>E</m:t>
@@ -11336,6 +11385,7 @@
               </m:r>
               <m:r>
                 <m:rPr>
+                  <m:scr m:val="double-struck"/>
                   <m:sty m:val="p"/>
                 </m:rPr>
                 <m:t>E</m:t>
@@ -11529,6 +11579,7 @@
           </m:r>
           <m:r>
             <m:rPr>
+              <m:scr m:val="double-struck"/>
               <m:sty m:val="p"/>
             </m:rPr>
             <m:t>E</m:t>
@@ -11579,6 +11630,7 @@
           </m:r>
           <m:r>
             <m:rPr>
+              <m:scr m:val="double-struck"/>
               <m:sty m:val="p"/>
             </m:rPr>
             <m:t>E</m:t>
@@ -12086,6 +12138,7 @@
       <m:oMath>
         <m:r>
           <m:rPr>
+            <m:scr m:val="double-struck"/>
             <m:sty m:val="p"/>
           </m:rPr>
           <m:t>E</m:t>
@@ -12136,6 +12189,7 @@
         </m:r>
         <m:r>
           <m:rPr>
+            <m:scr m:val="double-struck"/>
             <m:sty m:val="p"/>
           </m:rPr>
           <m:t>E</m:t>
@@ -12363,7 +12417,7 @@
       </w:r>
     </w:p>
     <w:bookmarkEnd w:id="71"/>
-    <w:bookmarkStart w:id="73" w:name="exm-mse-sample-mean"/>
+    <w:bookmarkStart w:id="74" w:name="exm-mse-sample-mean"/>
     <w:p>
       <w:pPr>
         <w:pStyle w:val="FirstParagraph"/>
@@ -13792,6 +13846,58 @@
       <w:r>
         <w:t xml:space="preserve">whose covariance terms are all zero for independent variables.</w:t>
       </w:r>
+      <w:r>
+        <w:t xml:space="preserve"> </w:t>
+      </w:r>
+      <w:r>
+        <w:t xml:space="preserve">The result</w:t>
+      </w:r>
+      <w:r>
+        <w:t xml:space="preserve"> </w:t>
+      </w:r>
+      <m:oMath>
+        <m:sSup>
+          <m:e>
+            <m:r>
+              <m:t>σ</m:t>
+            </m:r>
+          </m:e>
+          <m:sup>
+            <m:r>
+              <m:t>2</m:t>
+            </m:r>
+          </m:sup>
+        </m:sSup>
+        <m:r>
+          <m:rPr>
+            <m:sty m:val="p"/>
+          </m:rPr>
+          <m:t>/</m:t>
+        </m:r>
+        <m:r>
+          <m:t>n</m:t>
+        </m:r>
+      </m:oMath>
+      <w:r>
+        <w:t xml:space="preserve"> </w:t>
+      </w:r>
+      <w:r>
+        <w:t xml:space="preserve">is the</w:t>
+      </w:r>
+      <w:r>
+        <w:t xml:space="preserve"> </w:t>
+      </w:r>
+      <w:hyperlink r:id="rId73">
+        <w:r>
+          <w:rPr>
+            <w:rStyle w:val="Hyperlink"/>
+          </w:rPr>
+          <w:t xml:space="preserve">variance of an IID sample mean</w:t>
+        </w:r>
+      </w:hyperlink>
+      <w:r>
+        <w:t xml:space="preserve">.</w:t>
+      </w:r>
     </w:p>
     <w:p>
       <w:pPr>
@@ -14073,8 +14179,8 @@
         <w:t xml:space="preserve">’s.</w:t>
       </w:r>
     </w:p>
-    <w:bookmarkEnd w:id="73"/>
-    <w:bookmarkStart w:id="74" w:name="def-rmse"/>
+    <w:bookmarkEnd w:id="74"/>
+    <w:bookmarkStart w:id="75" w:name="def-rmse"/>
     <w:p>
       <w:pPr>
         <w:pStyle w:val="BodyText"/>
@@ -14286,8 +14392,8 @@
         <w:t xml:space="preserve">.</w:t>
       </w:r>
     </w:p>
-    <w:bookmarkEnd w:id="74"/>
-    <w:bookmarkStart w:id="75" w:name="exm-rmse-sample-mean"/>
+    <w:bookmarkEnd w:id="75"/>
+    <w:bookmarkStart w:id="76" w:name="exm-rmse-sample-mean"/>
     <w:p>
       <w:pPr>
         <w:pStyle w:val="BodyText"/>
@@ -14375,8 +14481,8 @@
         <w:t xml:space="preserve">.</w:t>
       </w:r>
     </w:p>
-    <w:bookmarkEnd w:id="75"/>
-    <w:bookmarkStart w:id="76" w:name="rem-rmse-units"/>
+    <w:bookmarkEnd w:id="76"/>
+    <w:bookmarkStart w:id="77" w:name="rem-rmse-units"/>
     <w:p>
       <w:pPr>
         <w:pStyle w:val="BodyText"/>
@@ -14395,7 +14501,7 @@
         <w:t xml:space="preserve">The pRMSE has the same units as the estimand.</w:t>
       </w:r>
     </w:p>
-    <w:bookmarkEnd w:id="76"/>
+    <w:bookmarkEnd w:id="77"/>
     <w:p>
       <w:pPr>
         <w:pStyle w:val="BodyText"/>
@@ -14410,8 +14516,8 @@
         <w:t xml:space="preserve">covers mean squared error.</w:t>
       </w:r>
     </w:p>
-    <w:bookmarkEnd w:id="77"/>
-    <w:bookmarkStart w:id="91" w:name="sec-unbiased-estimators"/>
+    <w:bookmarkEnd w:id="78"/>
+    <w:bookmarkStart w:id="92" w:name="sec-unbiased-estimators"/>
     <w:p>
       <w:pPr>
         <w:pStyle w:val="Heading3"/>
@@ -14420,7 +14526,7 @@
         <w:t xml:space="preserve">3.6 Unbiased estimators</w:t>
       </w:r>
     </w:p>
-    <w:bookmarkStart w:id="78" w:name="def-unbiased"/>
+    <w:bookmarkStart w:id="79" w:name="def-unbiased"/>
     <w:p>
       <w:pPr>
         <w:pStyle w:val="FirstParagraph"/>
@@ -14546,8 +14652,8 @@
         </m:oMath>
       </m:oMathPara>
     </w:p>
-    <w:bookmarkEnd w:id="78"/>
-    <w:bookmarkStart w:id="79" w:name="def-biased"/>
+    <w:bookmarkEnd w:id="79"/>
+    <w:bookmarkStart w:id="80" w:name="def-biased"/>
     <w:p>
       <w:pPr>
         <w:pStyle w:val="FirstParagraph"/>
@@ -14673,8 +14779,8 @@
         </m:oMath>
       </m:oMathPara>
     </w:p>
-    <w:bookmarkEnd w:id="79"/>
-    <w:bookmarkStart w:id="80" w:name="exm-unbiased-sample-mean"/>
+    <w:bookmarkEnd w:id="80"/>
+    <w:bookmarkStart w:id="81" w:name="exm-unbiased-sample-mean"/>
     <w:p>
       <w:pPr>
         <w:pStyle w:val="FirstParagraph"/>
@@ -14888,8 +14994,8 @@
         <w:t xml:space="preserve">.</w:t>
       </w:r>
     </w:p>
-    <w:bookmarkEnd w:id="80"/>
-    <w:bookmarkStart w:id="82" w:name="exm-biased-variance-mle"/>
+    <w:bookmarkEnd w:id="81"/>
+    <w:bookmarkStart w:id="83" w:name="exm-biased-variance-mle"/>
     <w:p>
       <w:pPr>
         <w:pStyle w:val="BodyText"/>
@@ -15067,7 +15173,7 @@
       <w:r>
         <w:t xml:space="preserve"> </w:t>
       </w:r>
-      <w:hyperlink r:id="rId81">
+      <w:hyperlink r:id="rId82">
         <w:r>
           <w:rPr>
             <w:rStyle w:val="Hyperlink"/>
@@ -15498,6 +15604,7 @@
             <m:e>
               <m:r>
                 <m:rPr>
+                  <m:scr m:val="double-struck"/>
                   <m:sty m:val="p"/>
                 </m:rPr>
                 <m:t>E</m:t>
@@ -15599,6 +15706,7 @@
                     <m:e>
                       <m:r>
                         <m:rPr>
+                          <m:scr m:val="double-struck"/>
                           <m:sty m:val="p"/>
                         </m:rPr>
                         <m:t>E</m:t>
@@ -15710,6 +15818,7 @@
             <m:e>
               <m:r>
                 <m:rPr>
+                  <m:scr m:val="double-struck"/>
                   <m:sty m:val="p"/>
                 </m:rPr>
                 <m:t>E</m:t>
@@ -15811,6 +15920,7 @@
                     <m:e>
                       <m:r>
                         <m:rPr>
+                          <m:scr m:val="double-struck"/>
                           <m:sty m:val="p"/>
                         </m:rPr>
                         <m:t>E</m:t>
@@ -15960,6 +16070,7 @@
             <m:e>
               <m:r>
                 <m:rPr>
+                  <m:scr m:val="double-struck"/>
                   <m:sty m:val="p"/>
                 </m:rPr>
                 <m:t>E</m:t>
@@ -16069,6 +16180,7 @@
               </m:r>
               <m:r>
                 <m:rPr>
+                  <m:scr m:val="double-struck"/>
                   <m:sty m:val="p"/>
                 </m:rPr>
                 <m:t>E</m:t>
@@ -16233,6 +16345,7 @@
               </m:r>
               <m:r>
                 <m:rPr>
+                  <m:scr m:val="double-struck"/>
                   <m:sty m:val="p"/>
                 </m:rPr>
                 <m:t>E</m:t>
@@ -16424,7 +16537,7 @@
                   <m:nor/>
                   <m:sty m:val="p"/>
                 </m:rPr>
-                <m:t>(split the sum)</m:t>
+                <m:t>(distribute the sum over the terms)</m:t>
               </m:r>
             </m:e>
             <m:e>
@@ -16439,6 +16552,7 @@
               </m:r>
               <m:r>
                 <m:rPr>
+                  <m:scr m:val="double-struck"/>
                   <m:sty m:val="p"/>
                 </m:rPr>
                 <m:t>E</m:t>
@@ -16665,6 +16779,7 @@
               </m:r>
               <m:r>
                 <m:rPr>
+                  <m:scr m:val="double-struck"/>
                   <m:sty m:val="p"/>
                 </m:rPr>
                 <m:t>E</m:t>
@@ -16881,6 +16996,7 @@
               </m:r>
               <m:r>
                 <m:rPr>
+                  <m:scr m:val="double-struck"/>
                   <m:sty m:val="p"/>
                 </m:rPr>
                 <m:t>E</m:t>
@@ -17106,6 +17222,7 @@
               </m:r>
               <m:r>
                 <m:rPr>
+                  <m:scr m:val="double-struck"/>
                   <m:sty m:val="p"/>
                 </m:rPr>
                 <m:t>E</m:t>
@@ -17296,6 +17413,7 @@
               </m:r>
               <m:r>
                 <m:rPr>
+                  <m:scr m:val="double-struck"/>
                   <m:sty m:val="p"/>
                 </m:rPr>
                 <m:t>E</m:t>
@@ -17442,6 +17560,7 @@
               </m:r>
               <m:r>
                 <m:rPr>
+                  <m:scr m:val="double-struck"/>
                   <m:sty m:val="p"/>
                 </m:rPr>
                 <m:t>E</m:t>
@@ -17516,6 +17635,7 @@
               </m:r>
               <m:r>
                 <m:rPr>
+                  <m:scr m:val="double-struck"/>
                   <m:sty m:val="p"/>
                 </m:rPr>
                 <m:t>E</m:t>
@@ -17611,6 +17731,7 @@
                 <m:e>
                   <m:r>
                     <m:rPr>
+                      <m:scr m:val="double-struck"/>
                       <m:sty m:val="p"/>
                     </m:rPr>
                     <m:t>E</m:t>
@@ -17658,6 +17779,7 @@
               </m:r>
               <m:r>
                 <m:rPr>
+                  <m:scr m:val="double-struck"/>
                   <m:sty m:val="p"/>
                 </m:rPr>
                 <m:t>E</m:t>
@@ -17753,6 +17875,7 @@
                 <m:e>
                   <m:r>
                     <m:rPr>
+                      <m:scr m:val="double-struck"/>
                       <m:sty m:val="p"/>
                     </m:rPr>
                     <m:t>E</m:t>
@@ -17803,6 +17926,7 @@
               </m:r>
               <m:r>
                 <m:rPr>
+                  <m:scr m:val="double-struck"/>
                   <m:sty m:val="p"/>
                 </m:rPr>
                 <m:t>E</m:t>
@@ -17958,6 +18082,7 @@
               </m:r>
               <m:r>
                 <m:rPr>
+                  <m:scr m:val="double-struck"/>
                   <m:sty m:val="p"/>
                 </m:rPr>
                 <m:t>E</m:t>
@@ -18012,6 +18137,7 @@
               </m:r>
               <m:r>
                 <m:rPr>
+                  <m:scr m:val="double-struck"/>
                   <m:sty m:val="p"/>
                 </m:rPr>
                 <m:t>E</m:t>
@@ -18123,6 +18249,7 @@
               </m:r>
               <m:r>
                 <m:rPr>
+                  <m:scr m:val="double-struck"/>
                   <m:sty m:val="p"/>
                 </m:rPr>
                 <m:t>E</m:t>
@@ -18360,6 +18487,7 @@
               </m:r>
               <m:r>
                 <m:rPr>
+                  <m:scr m:val="double-struck"/>
                   <m:sty m:val="p"/>
                 </m:rPr>
                 <m:t>E</m:t>
@@ -19223,6 +19351,7 @@
             <m:e>
               <m:r>
                 <m:rPr>
+                  <m:scr m:val="double-struck"/>
                   <m:sty m:val="p"/>
                 </m:rPr>
                 <m:t>E</m:t>
@@ -19475,6 +19604,7 @@
       <m:oMath>
         <m:r>
           <m:rPr>
+            <m:scr m:val="double-struck"/>
             <m:sty m:val="p"/>
           </m:rPr>
           <m:t>E</m:t>
@@ -19639,6 +19769,7 @@
               </m:r>
               <m:r>
                 <m:rPr>
+                  <m:scr m:val="double-struck"/>
                   <m:sty m:val="p"/>
                 </m:rPr>
                 <m:t>E</m:t>
@@ -19789,6 +19920,7 @@
               </m:r>
               <m:r>
                 <m:rPr>
+                  <m:scr m:val="double-struck"/>
                   <m:sty m:val="p"/>
                 </m:rPr>
                 <m:t>E</m:t>
@@ -20239,8 +20371,8 @@
         <w:t xml:space="preserve">grows.</w:t>
       </w:r>
     </w:p>
-    <w:bookmarkEnd w:id="82"/>
-    <w:bookmarkStart w:id="83" w:name="exr-unbiased-exp"/>
+    <w:bookmarkEnd w:id="83"/>
+    <w:bookmarkStart w:id="84" w:name="exr-unbiased-exp"/>
     <w:p>
       <w:pPr>
         <w:pStyle w:val="BodyText"/>
@@ -20284,6 +20416,7 @@
       <m:oMath>
         <m:r>
           <m:rPr>
+            <m:scr m:val="double-struck"/>
             <m:sty m:val="p"/>
           </m:rPr>
           <m:t>E</m:t>
@@ -20371,8 +20504,8 @@
         <w:t xml:space="preserve">.</w:t>
       </w:r>
     </w:p>
-    <w:bookmarkEnd w:id="83"/>
-    <w:bookmarkStart w:id="84" w:name="sol-unbiased-exp"/>
+    <w:bookmarkEnd w:id="84"/>
+    <w:bookmarkStart w:id="85" w:name="sol-unbiased-exp"/>
     <w:p>
       <w:pPr>
         <w:pStyle w:val="BodyText"/>
@@ -20469,6 +20602,7 @@
               </m:r>
               <m:r>
                 <m:rPr>
+                  <m:scr m:val="double-struck"/>
                   <m:sty m:val="p"/>
                 </m:rPr>
                 <m:t>E</m:t>
@@ -20553,6 +20687,7 @@
       <m:oMath>
         <m:r>
           <m:rPr>
+            <m:scr m:val="double-struck"/>
             <m:sty m:val="p"/>
           </m:rPr>
           <m:t>E</m:t>
@@ -20597,8 +20732,8 @@
         <w:t xml:space="preserve">.</w:t>
       </w:r>
     </w:p>
-    <w:bookmarkEnd w:id="84"/>
-    <w:bookmarkStart w:id="85" w:name="exr-unbiased-mse"/>
+    <w:bookmarkEnd w:id="85"/>
+    <w:bookmarkStart w:id="86" w:name="exr-unbiased-mse"/>
     <w:p>
       <w:pPr>
         <w:pStyle w:val="BodyText"/>
@@ -20692,8 +20827,8 @@
         <w:t xml:space="preserve">in terms of its variance.</w:t>
       </w:r>
     </w:p>
-    <w:bookmarkEnd w:id="85"/>
-    <w:bookmarkStart w:id="86" w:name="sol-unbiased-mse"/>
+    <w:bookmarkEnd w:id="86"/>
+    <w:bookmarkStart w:id="87" w:name="sol-unbiased-mse"/>
     <w:p>
       <w:pPr>
         <w:pStyle w:val="BodyText"/>
@@ -21032,8 +21167,8 @@
         </m:oMath>
       </m:oMathPara>
     </w:p>
-    <w:bookmarkEnd w:id="86"/>
-    <w:bookmarkStart w:id="89" w:name="thm-unbiased-props"/>
+    <w:bookmarkEnd w:id="87"/>
+    <w:bookmarkStart w:id="90" w:name="thm-unbiased-props"/>
     <w:p>
       <w:pPr>
         <w:pStyle w:val="FirstParagraph"/>
@@ -21105,7 +21240,7 @@
       <w:pPr>
         <w:pStyle w:val="BodyText"/>
       </w:pPr>
-      <w:bookmarkStart w:id="87" w:name="eq-unbiased-exp"/>
+      <w:bookmarkStart w:id="88" w:name="eq-unbiased-exp"/>
       <m:oMathPara>
         <m:oMathParaPr>
           <m:jc m:val="center"/>
@@ -21113,6 +21248,7 @@
         <m:oMath>
           <m:r>
             <m:rPr>
+              <m:scr m:val="double-struck"/>
               <m:sty m:val="p"/>
             </m:rPr>
             <m:t>E</m:t>
@@ -21172,13 +21308,13 @@
           </m:r>
         </m:oMath>
       </m:oMathPara>
-      <w:bookmarkEnd w:id="87"/>
+      <w:bookmarkEnd w:id="88"/>
     </w:p>
     <w:p>
       <w:pPr>
         <w:pStyle w:val="FirstParagraph"/>
       </w:pPr>
-      <w:bookmarkStart w:id="88" w:name="eq-unbiased-mse"/>
+      <w:bookmarkStart w:id="89" w:name="eq-unbiased-mse"/>
       <m:oMathPara>
         <m:oMathParaPr>
           <m:jc m:val="center"/>
@@ -21274,9 +21410,9 @@
           </m:r>
         </m:oMath>
       </m:oMathPara>
-      <w:bookmarkEnd w:id="88"/>
+      <w:bookmarkEnd w:id="89"/>
     </w:p>
-    <w:bookmarkEnd w:id="89"/>
+    <w:bookmarkEnd w:id="90"/>
     <w:p>
       <w:pPr>
         <w:pStyle w:val="FirstParagraph"/>
@@ -21367,7 +21503,7 @@
       <w:r>
         <w:t xml:space="preserve"> </w:t>
       </w:r>
-      <w:hyperlink r:id="rId90">
+      <w:hyperlink r:id="rId91">
         <w:r>
           <w:rPr>
             <w:rStyle w:val="Hyperlink"/>
@@ -21394,8 +21530,8 @@
         <w:t xml:space="preserve">.</w:t>
       </w:r>
     </w:p>
-    <w:bookmarkEnd w:id="91"/>
-    <w:bookmarkStart w:id="94" w:name="mean-absolute-error"/>
+    <w:bookmarkEnd w:id="92"/>
+    <w:bookmarkStart w:id="95" w:name="mean-absolute-error"/>
     <w:p>
       <w:pPr>
         <w:pStyle w:val="Heading3"/>
@@ -21404,7 +21540,7 @@
         <w:t xml:space="preserve">3.7 Population mean absolute error</w:t>
       </w:r>
     </w:p>
-    <w:bookmarkStart w:id="92" w:name="def-mae"/>
+    <w:bookmarkStart w:id="93" w:name="def-mae"/>
     <w:p>
       <w:pPr>
         <w:pStyle w:val="FirstParagraph"/>
@@ -21546,6 +21682,7 @@
           </m:limUpp>
           <m:r>
             <m:rPr>
+              <m:scr m:val="double-struck"/>
               <m:sty m:val="p"/>
             </m:rPr>
             <m:t>E</m:t>
@@ -21631,8 +21768,8 @@
         <w:t xml:space="preserve">.</w:t>
       </w:r>
     </w:p>
-    <w:bookmarkEnd w:id="92"/>
-    <w:bookmarkStart w:id="93" w:name="exm-mae-gaussian"/>
+    <w:bookmarkEnd w:id="93"/>
+    <w:bookmarkStart w:id="94" w:name="exm-mae-gaussian"/>
     <w:p>
       <w:pPr>
         <w:pStyle w:val="BodyText"/>
@@ -21984,6 +22121,7 @@
               </m:r>
               <m:r>
                 <m:rPr>
+                  <m:scr m:val="double-struck"/>
                   <m:sty m:val="p"/>
                 </m:rPr>
                 <m:t>E</m:t>
@@ -22052,6 +22190,7 @@
               </m:r>
               <m:r>
                 <m:rPr>
+                  <m:scr m:val="double-struck"/>
                   <m:sty m:val="p"/>
                 </m:rPr>
                 <m:t>E</m:t>
@@ -22199,6 +22338,7 @@
               </m:r>
               <m:r>
                 <m:rPr>
+                  <m:scr m:val="double-struck"/>
                   <m:sty m:val="p"/>
                 </m:rPr>
                 <m:t>E</m:t>
@@ -24038,9 +24178,9 @@
         <w:t xml:space="preserve">).</w:t>
       </w:r>
     </w:p>
-    <w:bookmarkEnd w:id="93"/>
     <w:bookmarkEnd w:id="94"/>
-    <w:bookmarkStart w:id="108" w:name="standard-error"/>
+    <w:bookmarkEnd w:id="95"/>
+    <w:bookmarkStart w:id="109" w:name="standard-error"/>
     <w:p>
       <w:pPr>
         <w:pStyle w:val="Heading3"/>
@@ -24049,7 +24189,7 @@
         <w:t xml:space="preserve">3.8 Standard error</w:t>
       </w:r>
     </w:p>
-    <w:bookmarkStart w:id="96" w:name="def-SE"/>
+    <w:bookmarkStart w:id="97" w:name="def-SE"/>
     <w:p>
       <w:pPr>
         <w:pStyle w:val="FirstParagraph"/>
@@ -24107,7 +24247,7 @@
       <w:r>
         <w:t xml:space="preserve"> </w:t>
       </w:r>
-      <w:hyperlink r:id="rId95">
+      <w:hyperlink r:id="rId96">
         <w:r>
           <w:rPr>
             <w:rStyle w:val="Hyperlink"/>
@@ -24252,8 +24392,8 @@
         <w:t xml:space="preserve">.</w:t>
       </w:r>
     </w:p>
-    <w:bookmarkEnd w:id="96"/>
-    <w:bookmarkStart w:id="97" w:name="exm-SE-sample-mean"/>
+    <w:bookmarkEnd w:id="97"/>
+    <w:bookmarkStart w:id="98" w:name="exm-SE-sample-mean"/>
     <w:p>
       <w:pPr>
         <w:pStyle w:val="BodyText"/>
@@ -24565,8 +24705,8 @@
         <w:t xml:space="preserve">.</w:t>
       </w:r>
     </w:p>
-    <w:bookmarkEnd w:id="97"/>
-    <w:bookmarkStart w:id="98" w:name="exr-se-error-sd"/>
+    <w:bookmarkEnd w:id="98"/>
+    <w:bookmarkStart w:id="99" w:name="exr-se-error-sd"/>
     <w:p>
       <w:pPr>
         <w:pStyle w:val="BodyText"/>
@@ -24587,7 +24727,7 @@
       <w:r>
         <w:t xml:space="preserve"> </w:t>
       </w:r>
-      <w:hyperlink r:id="rId95">
+      <w:hyperlink r:id="rId96">
         <w:r>
           <w:rPr>
             <w:rStyle w:val="Hyperlink"/>
@@ -24688,8 +24828,8 @@
         <w:t xml:space="preserve">.</w:t>
       </w:r>
     </w:p>
-    <w:bookmarkEnd w:id="98"/>
-    <w:bookmarkStart w:id="99" w:name="sol-se-error-sd"/>
+    <w:bookmarkEnd w:id="99"/>
+    <w:bookmarkStart w:id="100" w:name="sol-se-error-sd"/>
     <w:p>
       <w:pPr>
         <w:pStyle w:val="BodyText"/>
@@ -25056,8 +25196,8 @@
         </m:oMath>
       </m:oMathPara>
     </w:p>
-    <w:bookmarkEnd w:id="99"/>
-    <w:bookmarkStart w:id="100" w:name="thm-se-error-sd"/>
+    <w:bookmarkEnd w:id="100"/>
+    <w:bookmarkStart w:id="101" w:name="thm-se-error-sd"/>
     <w:p>
       <w:pPr>
         <w:pStyle w:val="FirstParagraph"/>
@@ -25171,7 +25311,7 @@
         </m:oMath>
       </m:oMathPara>
     </w:p>
-    <w:bookmarkEnd w:id="100"/>
+    <w:bookmarkEnd w:id="101"/>
     <w:p>
       <w:pPr>
         <w:pStyle w:val="FirstParagraph"/>
@@ -25204,7 +25344,7 @@
         <w:t xml:space="preserve">.</w:t>
       </w:r>
     </w:p>
-    <w:bookmarkStart w:id="101" w:name="rem-standard-error-name"/>
+    <w:bookmarkStart w:id="102" w:name="rem-standard-error-name"/>
     <w:p>
       <w:pPr>
         <w:pStyle w:val="BodyText"/>
@@ -25314,8 +25454,8 @@
         <w:t xml:space="preserve">so they come up often enough to deserve their own name.</w:t>
       </w:r>
     </w:p>
-    <w:bookmarkEnd w:id="101"/>
-    <w:bookmarkStart w:id="102" w:name="exr-var-mse-bias"/>
+    <w:bookmarkEnd w:id="102"/>
+    <w:bookmarkStart w:id="103" w:name="exr-var-mse-bias"/>
     <w:p>
       <w:pPr>
         <w:pStyle w:val="BodyText"/>
@@ -25485,8 +25625,8 @@
         <w:t xml:space="preserve">.</w:t>
       </w:r>
     </w:p>
-    <w:bookmarkEnd w:id="102"/>
-    <w:bookmarkStart w:id="103" w:name="sol-var-mse-bias"/>
+    <w:bookmarkEnd w:id="103"/>
+    <w:bookmarkStart w:id="104" w:name="sol-var-mse-bias"/>
     <w:p>
       <w:pPr>
         <w:pStyle w:val="BodyText"/>
@@ -26413,8 +26553,8 @@
         </m:oMath>
       </m:oMathPara>
     </w:p>
-    <w:bookmarkEnd w:id="103"/>
-    <w:bookmarkStart w:id="104" w:name="cor-var-mse-bias"/>
+    <w:bookmarkEnd w:id="104"/>
+    <w:bookmarkStart w:id="105" w:name="cor-var-mse-bias"/>
     <w:p>
       <w:pPr>
         <w:pStyle w:val="FirstParagraph"/>
@@ -26609,7 +26749,7 @@
         </m:oMath>
       </m:oMathPara>
     </w:p>
-    <w:bookmarkEnd w:id="104"/>
+    <w:bookmarkEnd w:id="105"/>
     <w:p>
       <w:pPr>
         <w:pStyle w:val="FirstParagraph"/>
@@ -26642,7 +26782,7 @@
         <w:t xml:space="preserve">.</w:t>
       </w:r>
     </w:p>
-    <w:bookmarkStart w:id="105" w:name="exr-se-rmse-unbiased"/>
+    <w:bookmarkStart w:id="106" w:name="exr-se-rmse-unbiased"/>
     <w:p>
       <w:pPr>
         <w:pStyle w:val="BodyText"/>
@@ -26750,8 +26890,8 @@
         <w:t xml:space="preserve">.</w:t>
       </w:r>
     </w:p>
-    <w:bookmarkEnd w:id="105"/>
-    <w:bookmarkStart w:id="106" w:name="sol-se-rmse-unbiased"/>
+    <w:bookmarkEnd w:id="106"/>
+    <w:bookmarkStart w:id="107" w:name="sol-se-rmse-unbiased"/>
     <w:p>
       <w:pPr>
         <w:pStyle w:val="BodyText"/>
@@ -27014,8 +27154,8 @@
         </m:oMath>
       </m:oMathPara>
     </w:p>
-    <w:bookmarkEnd w:id="106"/>
-    <w:bookmarkStart w:id="107" w:name="cor-se-rmse-unbiased"/>
+    <w:bookmarkEnd w:id="107"/>
+    <w:bookmarkStart w:id="108" w:name="cor-se-rmse-unbiased"/>
     <w:p>
       <w:pPr>
         <w:pStyle w:val="FirstParagraph"/>
@@ -27173,7 +27313,7 @@
         </m:oMath>
       </m:oMathPara>
     </w:p>
-    <w:bookmarkEnd w:id="107"/>
+    <w:bookmarkEnd w:id="108"/>
     <w:p>
       <w:pPr>
         <w:pStyle w:val="FirstParagraph"/>
@@ -27206,9 +27346,9 @@
         <w:t xml:space="preserve">.</w:t>
       </w:r>
     </w:p>
-    <w:bookmarkEnd w:id="108"/>
     <w:bookmarkEnd w:id="109"/>
-    <w:bookmarkStart w:id="142" w:name="references"/>
+    <w:bookmarkEnd w:id="110"/>
+    <w:bookmarkStart w:id="143" w:name="references"/>
     <w:p>
       <w:pPr>
         <w:pStyle w:val="Heading2"/>
@@ -27217,8 +27357,8 @@
         <w:t xml:space="preserve">References</w:t>
       </w:r>
     </w:p>
-    <w:bookmarkStart w:id="141" w:name="refs"/>
-    <w:bookmarkStart w:id="110" w:name="ref-box_draper_1987"/>
+    <w:bookmarkStart w:id="142" w:name="refs"/>
+    <w:bookmarkStart w:id="111" w:name="ref-box_draper_1987"/>
     <w:p>
       <w:pPr>
         <w:pStyle w:val="Bibliography"/>
@@ -27249,8 +27389,8 @@
         <w:t xml:space="preserve">. in Wiley series in probability and mathematical statistics. Applied probability and statistics. New York: Wiley, 1987.</w:t>
       </w:r>
     </w:p>
-    <w:bookmarkEnd w:id="110"/>
-    <w:bookmarkStart w:id="112" w:name="ref-dunn2018generalized"/>
+    <w:bookmarkEnd w:id="111"/>
+    <w:bookmarkStart w:id="113" w:name="ref-dunn2018generalized"/>
     <w:p>
       <w:pPr>
         <w:pStyle w:val="Bibliography"/>
@@ -27297,7 +27437,7 @@
       <w:r>
         <w:t xml:space="preserve"> </w:t>
       </w:r>
-      <w:hyperlink r:id="rId111">
+      <w:hyperlink r:id="rId112">
         <w:r>
           <w:rPr>
             <w:rStyle w:val="Hyperlink"/>
@@ -27309,8 +27449,8 @@
         <w:t xml:space="preserve">.</w:t>
       </w:r>
     </w:p>
-    <w:bookmarkEnd w:id="112"/>
-    <w:bookmarkStart w:id="114" w:name="ref-van2018flexible"/>
+    <w:bookmarkEnd w:id="113"/>
+    <w:bookmarkStart w:id="115" w:name="ref-van2018flexible"/>
     <w:p>
       <w:pPr>
         <w:pStyle w:val="Bibliography"/>
@@ -27343,7 +27483,7 @@
       <w:r>
         <w:t xml:space="preserve"> </w:t>
       </w:r>
-      <w:hyperlink r:id="rId113">
+      <w:hyperlink r:id="rId114">
         <w:r>
           <w:rPr>
             <w:rStyle w:val="Hyperlink"/>
@@ -27352,8 +27492,8 @@
         </w:r>
       </w:hyperlink>
     </w:p>
-    <w:bookmarkEnd w:id="114"/>
-    <w:bookmarkStart w:id="116" w:name="ref-pohl2021estimands"/>
+    <w:bookmarkEnd w:id="115"/>
+    <w:bookmarkStart w:id="117" w:name="ref-pohl2021estimands"/>
     <w:p>
       <w:pPr>
         <w:pStyle w:val="Bibliography"/>
@@ -27419,7 +27559,7 @@
       <w:r>
         <w:t xml:space="preserve"> </w:t>
       </w:r>
-      <w:hyperlink r:id="rId115">
+      <w:hyperlink r:id="rId116">
         <w:r>
           <w:rPr>
             <w:rStyle w:val="Hyperlink"/>
@@ -27431,8 +27571,8 @@
         <w:t xml:space="preserve">.</w:t>
       </w:r>
     </w:p>
-    <w:bookmarkEnd w:id="116"/>
-    <w:bookmarkStart w:id="118" w:name="ref-lawrance2020estimand"/>
+    <w:bookmarkEnd w:id="117"/>
+    <w:bookmarkStart w:id="119" w:name="ref-lawrance2020estimand"/>
     <w:p>
       <w:pPr>
         <w:pStyle w:val="Bibliography"/>
@@ -27484,7 +27624,7 @@
       <w:r>
         <w:t xml:space="preserve"> </w:t>
       </w:r>
-      <w:hyperlink r:id="rId117">
+      <w:hyperlink r:id="rId118">
         <w:r>
           <w:rPr>
             <w:rStyle w:val="Hyperlink"/>
@@ -27496,8 +27636,8 @@
         <w:t xml:space="preserve">.</w:t>
       </w:r>
     </w:p>
-    <w:bookmarkEnd w:id="118"/>
-    <w:bookmarkStart w:id="120" w:name="ref-wikipedia_estimand"/>
+    <w:bookmarkEnd w:id="119"/>
+    <w:bookmarkStart w:id="121" w:name="ref-wikipedia_estimand"/>
     <w:p>
       <w:pPr>
         <w:pStyle w:val="Bibliography"/>
@@ -27544,7 +27684,7 @@
       <w:r>
         <w:t xml:space="preserve"> </w:t>
       </w:r>
-      <w:hyperlink r:id="rId119">
+      <w:hyperlink r:id="rId120">
         <w:r>
           <w:rPr>
             <w:rStyle w:val="Hyperlink"/>
@@ -27553,8 +27693,8 @@
         </w:r>
       </w:hyperlink>
     </w:p>
-    <w:bookmarkEnd w:id="120"/>
-    <w:bookmarkStart w:id="122" w:name="ref-wikipedia_estimator"/>
+    <w:bookmarkEnd w:id="121"/>
+    <w:bookmarkStart w:id="123" w:name="ref-wikipedia_estimator"/>
     <w:p>
       <w:pPr>
         <w:pStyle w:val="Bibliography"/>
@@ -27601,7 +27741,7 @@
       <w:r>
         <w:t xml:space="preserve"> </w:t>
       </w:r>
-      <w:hyperlink r:id="rId121">
+      <w:hyperlink r:id="rId122">
         <w:r>
           <w:rPr>
             <w:rStyle w:val="Hyperlink"/>
@@ -27610,8 +27750,8 @@
         </w:r>
       </w:hyperlink>
     </w:p>
-    <w:bookmarkEnd w:id="122"/>
-    <w:bookmarkStart w:id="124" w:name="ref-wikipedia_sampling_distribution"/>
+    <w:bookmarkEnd w:id="123"/>
+    <w:bookmarkStart w:id="125" w:name="ref-wikipedia_sampling_distribution"/>
     <w:p>
       <w:pPr>
         <w:pStyle w:val="Bibliography"/>
@@ -27658,7 +27798,7 @@
       <w:r>
         <w:t xml:space="preserve"> </w:t>
       </w:r>
-      <w:hyperlink r:id="rId123">
+      <w:hyperlink r:id="rId124">
         <w:r>
           <w:rPr>
             <w:rStyle w:val="Hyperlink"/>
@@ -27667,8 +27807,8 @@
         </w:r>
       </w:hyperlink>
     </w:p>
-    <w:bookmarkEnd w:id="124"/>
-    <w:bookmarkStart w:id="125" w:name="ref-hoggtanis2015"/>
+    <w:bookmarkEnd w:id="125"/>
+    <w:bookmarkStart w:id="126" w:name="ref-hoggtanis2015"/>
     <w:p>
       <w:pPr>
         <w:pStyle w:val="Bibliography"/>
@@ -27699,8 +27839,8 @@
         <w:t xml:space="preserve">, Tenth edition. Boston: Pearson, 2019.</w:t>
       </w:r>
     </w:p>
-    <w:bookmarkEnd w:id="125"/>
-    <w:bookmarkStart w:id="127" w:name="ref-CaseBerg01"/>
+    <w:bookmarkEnd w:id="126"/>
+    <w:bookmarkStart w:id="128" w:name="ref-CaseBerg01"/>
     <w:p>
       <w:pPr>
         <w:pStyle w:val="Bibliography"/>
@@ -27733,7 +27873,7 @@
       <w:r>
         <w:t xml:space="preserve"> </w:t>
       </w:r>
-      <w:hyperlink r:id="rId126">
+      <w:hyperlink r:id="rId127">
         <w:r>
           <w:rPr>
             <w:rStyle w:val="Hyperlink"/>
@@ -27742,8 +27882,8 @@
         </w:r>
       </w:hyperlink>
     </w:p>
-    <w:bookmarkEnd w:id="127"/>
-    <w:bookmarkStart w:id="128" w:name="ref-rice2007mathematical"/>
+    <w:bookmarkEnd w:id="128"/>
+    <w:bookmarkStart w:id="129" w:name="ref-rice2007mathematical"/>
     <w:p>
       <w:pPr>
         <w:pStyle w:val="Bibliography"/>
@@ -27774,8 +27914,8 @@
         <w:t xml:space="preserve">, 3rd ed. Belmont, CA: Cengage Learning, 2007.</w:t>
       </w:r>
     </w:p>
-    <w:bookmarkEnd w:id="128"/>
-    <w:bookmarkStart w:id="130" w:name="ref-wikipedia_bias_of_an_estimator"/>
+    <w:bookmarkEnd w:id="129"/>
+    <w:bookmarkStart w:id="131" w:name="ref-wikipedia_bias_of_an_estimator"/>
     <w:p>
       <w:pPr>
         <w:pStyle w:val="Bibliography"/>
@@ -27822,7 +27962,7 @@
       <w:r>
         <w:t xml:space="preserve"> </w:t>
       </w:r>
-      <w:hyperlink r:id="rId129">
+      <w:hyperlink r:id="rId130">
         <w:r>
           <w:rPr>
             <w:rStyle w:val="Hyperlink"/>
@@ -27831,8 +27971,8 @@
         </w:r>
       </w:hyperlink>
     </w:p>
-    <w:bookmarkEnd w:id="130"/>
-    <w:bookmarkStart w:id="132" w:name="ref-wikipedia_mean_squared_error"/>
+    <w:bookmarkEnd w:id="131"/>
+    <w:bookmarkStart w:id="133" w:name="ref-wikipedia_mean_squared_error"/>
     <w:p>
       <w:pPr>
         <w:pStyle w:val="Bibliography"/>
@@ -27879,7 +28019,7 @@
       <w:r>
         <w:t xml:space="preserve"> </w:t>
       </w:r>
-      <w:hyperlink r:id="rId131">
+      <w:hyperlink r:id="rId132">
         <w:r>
           <w:rPr>
             <w:rStyle w:val="Hyperlink"/>
@@ -27888,8 +28028,8 @@
         </w:r>
       </w:hyperlink>
     </w:p>
-    <w:bookmarkEnd w:id="132"/>
-    <w:bookmarkStart w:id="134" w:name="ref-wikipedia_root_mean_square_deviation"/>
+    <w:bookmarkEnd w:id="133"/>
+    <w:bookmarkStart w:id="135" w:name="ref-wikipedia_root_mean_square_deviation"/>
     <w:p>
       <w:pPr>
         <w:pStyle w:val="Bibliography"/>
@@ -27936,7 +28076,7 @@
       <w:r>
         <w:t xml:space="preserve"> </w:t>
       </w:r>
-      <w:hyperlink r:id="rId133">
+      <w:hyperlink r:id="rId134">
         <w:r>
           <w:rPr>
             <w:rStyle w:val="Hyperlink"/>
@@ -27945,8 +28085,8 @@
         </w:r>
       </w:hyperlink>
     </w:p>
-    <w:bookmarkEnd w:id="134"/>
-    <w:bookmarkStart w:id="136" w:name="ref-fiveminuteai_probstat"/>
+    <w:bookmarkEnd w:id="135"/>
+    <w:bookmarkStart w:id="137" w:name="ref-fiveminuteai_probstat"/>
     <w:p>
       <w:pPr>
         <w:pStyle w:val="Bibliography"/>
@@ -27978,7 +28118,7 @@
       <w:r>
         <w:t xml:space="preserve"> </w:t>
       </w:r>
-      <w:hyperlink r:id="rId135">
+      <w:hyperlink r:id="rId136">
         <w:r>
           <w:rPr>
             <w:rStyle w:val="Hyperlink"/>
@@ -27987,8 +28127,8 @@
         </w:r>
       </w:hyperlink>
     </w:p>
-    <w:bookmarkEnd w:id="136"/>
-    <w:bookmarkStart w:id="138" w:name="ref-wikipedia_mean_absolute_error"/>
+    <w:bookmarkEnd w:id="137"/>
+    <w:bookmarkStart w:id="139" w:name="ref-wikipedia_mean_absolute_error"/>
     <w:p>
       <w:pPr>
         <w:pStyle w:val="Bibliography"/>
@@ -28035,7 +28175,7 @@
       <w:r>
         <w:t xml:space="preserve"> </w:t>
       </w:r>
-      <w:hyperlink r:id="rId137">
+      <w:hyperlink r:id="rId138">
         <w:r>
           <w:rPr>
             <w:rStyle w:val="Hyperlink"/>
@@ -28044,8 +28184,8 @@
         </w:r>
       </w:hyperlink>
     </w:p>
-    <w:bookmarkEnd w:id="138"/>
-    <w:bookmarkStart w:id="140" w:name="ref-wikipedia_standard_error"/>
+    <w:bookmarkEnd w:id="139"/>
+    <w:bookmarkStart w:id="141" w:name="ref-wikipedia_standard_error"/>
     <w:p>
       <w:pPr>
         <w:pStyle w:val="Bibliography"/>
@@ -28092,7 +28232,7 @@
       <w:r>
         <w:t xml:space="preserve"> </w:t>
       </w:r>
-      <w:hyperlink r:id="rId139">
+      <w:hyperlink r:id="rId140">
         <w:r>
           <w:rPr>
             <w:rStyle w:val="Hyperlink"/>
@@ -28101,9 +28241,9 @@
         </w:r>
       </w:hyperlink>
     </w:p>
-    <w:bookmarkEnd w:id="140"/>
     <w:bookmarkEnd w:id="141"/>
     <w:bookmarkEnd w:id="142"/>
+    <w:bookmarkEnd w:id="143"/>
     <w:sectPr>
       <w:footnotePr>
         <w:numRestart w:val="eachSect"/>
